--- a/public/application-forms/2026/Individual/inhouse/EFG-Course-Registration-Individual-FWTC-Application-Form.docx
+++ b/public/application-forms/2026/Individual/inhouse/EFG-Course-Registration-Individual-FWTC-Application-Form.docx
@@ -9662,8 +9662,8 @@
     <w:p>
       <w:pPr>
         <w:sectPr>
-          <w:headerReference w:type="default" r:id="rId7"/>
-          <w:footerReference w:type="default" r:id="rId8"/>
+          <w:headerReference w:type="default" r:id="rId8"/>
+          <w:footerReference w:type="default" r:id="rId9"/>
           <w:type w:val="continuous"/>
           <w:pgSz w:w="11910" w:h="16840"/>
           <w:pgMar w:top="60" w:right="708" w:bottom="1500" w:left="708" w:header="0" w:footer="1317" w:gutter="0"/>
@@ -10632,17 +10632,7 @@
           <w:szCs w:val="24"/>
           <w:lang w:bidi="ta-IN"/>
         </w:rPr>
-        <w:t xml:space="preserve">   __________________________</w:t>
-      </w:r>
-      <w:proofErr w:type="gramStart"/>
-      <w:r>
-        <w:rPr>
-          <w:rFonts w:ascii="Times New Roman" w:eastAsia="Times New Roman" w:hAnsi="Times New Roman" w:cs="Latha"/>
-          <w:sz w:val="24"/>
-          <w:szCs w:val="24"/>
-          <w:lang w:bidi="ta-IN"/>
-        </w:rPr>
-        <w:t xml:space="preserve">            </w:t>
+        <w:t xml:space="preserve">   __________________________            </w:t>
       </w:r>
       <w:r>
         <w:rPr>
@@ -10669,17 +10659,7 @@
           <w:szCs w:val="24"/>
           <w:lang w:bidi="ta-IN"/>
         </w:rPr>
-        <w:t xml:space="preserve">     </w:t>
-      </w:r>
-      <w:proofErr w:type="gramEnd"/>
-      <w:r>
-        <w:rPr>
-          <w:rFonts w:ascii="Times New Roman" w:eastAsia="Times New Roman" w:hAnsi="Times New Roman" w:cs="Latha"/>
-          <w:sz w:val="24"/>
-          <w:szCs w:val="24"/>
-          <w:lang w:bidi="ta-IN"/>
-        </w:rPr>
-        <w:t>__________________________</w:t>
+        <w:t xml:space="preserve">     __________________________</w:t>
       </w:r>
       <w:r>
         <w:rPr>
@@ -10972,7 +10952,6 @@
                                       <w:lang w:bidi="ta-IN"/>
                                     </w:rPr>
                                   </w:pPr>
-                                  <w:proofErr w:type="gramStart"/>
                                   <w:r>
                                     <w:rPr>
                                       <w:rFonts w:ascii="Aptos" w:eastAsia="Aptos" w:hAnsi="Aptos" w:cs="Latha"/>
@@ -10982,7 +10961,6 @@
                                     </w:rPr>
                                     <w:t>Date :</w:t>
                                   </w:r>
-                                  <w:proofErr w:type="gramEnd"/>
                                 </w:p>
                               </w:tc>
                               <w:tc>
@@ -11265,7 +11243,6 @@
                                 <w:lang w:bidi="ta-IN"/>
                               </w:rPr>
                             </w:pPr>
-                            <w:proofErr w:type="gramStart"/>
                             <w:r>
                               <w:rPr>
                                 <w:rFonts w:ascii="Aptos" w:eastAsia="Aptos" w:hAnsi="Aptos" w:cs="Latha"/>
@@ -11275,7 +11252,6 @@
                               </w:rPr>
                               <w:t>Date :</w:t>
                             </w:r>
-                            <w:proofErr w:type="gramEnd"/>
                           </w:p>
                         </w:tc>
                         <w:tc>
@@ -11635,7 +11611,7 @@
                                 </pic:cNvPicPr>
                               </pic:nvPicPr>
                               <pic:blipFill>
-                                <a:blip r:embed="rId9">
+                                <a:blip r:embed="rId10">
                                   <a:extLst>
                                     <a:ext uri="{28A0092B-C50C-407E-A947-70E740481C1C}">
                                       <a14:useLocalDpi xmlns:a14="http://schemas.microsoft.com/office/drawing/2010/main" val="0"/>
@@ -11704,7 +11680,7 @@
                                 </pic:cNvPicPr>
                               </pic:nvPicPr>
                               <pic:blipFill>
-                                <a:blip r:embed="rId9">
+                                <a:blip r:embed="rId10">
                                   <a:extLst>
                                     <a:ext uri="{28A0092B-C50C-407E-A947-70E740481C1C}">
                                       <a14:useLocalDpi xmlns:a14="http://schemas.microsoft.com/office/drawing/2010/main" val="0"/>
@@ -11773,7 +11749,7 @@
                                 </pic:cNvPicPr>
                               </pic:nvPicPr>
                               <pic:blipFill>
-                                <a:blip r:embed="rId9">
+                                <a:blip r:embed="rId10">
                                   <a:extLst>
                                     <a:ext uri="{28A0092B-C50C-407E-A947-70E740481C1C}">
                                       <a14:useLocalDpi xmlns:a14="http://schemas.microsoft.com/office/drawing/2010/main" val="0"/>
@@ -11835,7 +11811,7 @@
                                 </pic:cNvPicPr>
                               </pic:nvPicPr>
                               <pic:blipFill>
-                                <a:blip r:embed="rId9">
+                                <a:blip r:embed="rId10">
                                   <a:extLst>
                                     <a:ext uri="{28A0092B-C50C-407E-A947-70E740481C1C}">
                                       <a14:useLocalDpi xmlns:a14="http://schemas.microsoft.com/office/drawing/2010/main" val="0"/>
@@ -12589,8 +12565,8 @@
           <w:lang w:bidi="ta-IN"/>
         </w:rPr>
         <w:sectPr>
-          <w:headerReference w:type="default" r:id="rId10"/>
-          <w:footerReference w:type="default" r:id="rId11"/>
+          <w:headerReference w:type="default" r:id="rId11"/>
+          <w:footerReference w:type="default" r:id="rId12"/>
           <w:pgSz w:w="15840" w:h="12240" w:orient="landscape"/>
           <w:pgMar w:top="851" w:right="531" w:bottom="810" w:left="426" w:header="360" w:footer="432" w:gutter="0"/>
           <w:pgNumType w:start="2"/>
@@ -13981,19 +13957,25 @@
         <w:rPr>
           <w:rFonts w:ascii="Calibri" w:hAnsi="Calibri" w:cs="Calibri"/>
         </w:rPr>
-        <w:instrText xml:space="preserve"> </w:instrText>
+        <w:instrText xml:space="preserve"> INCLUDEPICTURE  "https://www.convergencetraining.com/Images/Courses/Hot-Work-Safety-Trained-on-Using-Fire-Extinguisher.jpg" \* MERGEFORMATINET </w:instrText>
       </w:r>
       <w:r>
         <w:rPr>
           <w:rFonts w:ascii="Calibri" w:hAnsi="Calibri" w:cs="Calibri"/>
         </w:rPr>
-        <w:instrText>INCLUDEPICTURE  "https://www.convergencetraining.com/Images/Courses/Hot-Work-Safety-Trained-on-Using-Fire-Extinguisher.jpg" \* MERGEFORMATINET</w:instrText>
+        <w:fldChar w:fldCharType="separate"/>
       </w:r>
       <w:r>
         <w:rPr>
           <w:rFonts w:ascii="Calibri" w:hAnsi="Calibri" w:cs="Calibri"/>
         </w:rPr>
-        <w:instrText xml:space="preserve"> </w:instrText>
+        <w:fldChar w:fldCharType="begin"/>
+      </w:r>
+      <w:r>
+        <w:rPr>
+          <w:rFonts w:ascii="Calibri" w:hAnsi="Calibri" w:cs="Calibri"/>
+        </w:rPr>
+        <w:instrText xml:space="preserve"> INCLUDEPICTURE  "https://www.convergencetraining.com/Images/Courses/Hot-Work-Safety-Trained-on-Using-Fire-Extinguisher.jpg" \* MERGEFORMATINET </w:instrText>
       </w:r>
       <w:r>
         <w:rPr>
@@ -14026,9 +14008,15 @@
             <o:lock v:ext="edit" aspectratio="t"/>
           </v:shapetype>
           <v:shape id="_x0000_i1032" type="#_x0000_t75" alt="Image result for fire watcman" style="width:480pt;height:270pt">
-            <v:imagedata r:id="rId12" r:href="rId13"/>
+            <v:imagedata r:id="rId13" r:href="rId14"/>
           </v:shape>
         </w:pict>
+      </w:r>
+      <w:r>
+        <w:rPr>
+          <w:rFonts w:ascii="Calibri" w:hAnsi="Calibri" w:cs="Calibri"/>
+        </w:rPr>
+        <w:fldChar w:fldCharType="end"/>
       </w:r>
       <w:r>
         <w:rPr>
@@ -14188,7 +14176,7 @@
         </w:rPr>
         <w:t xml:space="preserve">E-mail: </w:t>
       </w:r>
-      <w:hyperlink r:id="rId14" w:history="1">
+      <w:hyperlink r:id="rId15" w:history="1">
         <w:r>
           <w:rPr>
             <w:rStyle w:val="Hyperlink"/>
@@ -14233,12 +14221,12 @@
       </w:pPr>
     </w:p>
     <w:sectPr>
-      <w:headerReference w:type="even" r:id="rId15"/>
-      <w:headerReference w:type="default" r:id="rId16"/>
-      <w:footerReference w:type="even" r:id="rId17"/>
-      <w:footerReference w:type="default" r:id="rId18"/>
-      <w:headerReference w:type="first" r:id="rId19"/>
-      <w:footerReference w:type="first" r:id="rId20"/>
+      <w:headerReference w:type="even" r:id="rId16"/>
+      <w:headerReference w:type="default" r:id="rId17"/>
+      <w:footerReference w:type="even" r:id="rId18"/>
+      <w:footerReference w:type="default" r:id="rId19"/>
+      <w:headerReference w:type="first" r:id="rId20"/>
+      <w:footerReference w:type="first" r:id="rId21"/>
       <w:pgSz w:w="11909" w:h="16834" w:code="9"/>
       <w:pgMar w:top="1267" w:right="720" w:bottom="720" w:left="720" w:header="284" w:footer="64" w:gutter="0"/>
       <w:cols w:space="720"/>
@@ -15084,9 +15072,18 @@
         <w:rFonts w:ascii="Calibri" w:eastAsia="Times New Roman" w:hAnsi="Calibri" w:cs="Calibri"/>
         <w:sz w:val="18"/>
         <w:szCs w:val="18"/>
-        <w:lang w:val="x-none" w:eastAsia="x-none" w:bidi="ta-IN"/>
+        <w:lang w:eastAsia="x-none" w:bidi="ta-IN"/>
       </w:rPr>
-      <w:t xml:space="preserve">EFG-SP-01 </w:t>
+      <w:t>EFG-SP-02 A</w:t>
+    </w:r>
+    <w:r>
+      <w:rPr>
+        <w:rFonts w:ascii="Calibri" w:eastAsia="Times New Roman" w:hAnsi="Calibri" w:cs="Calibri"/>
+        <w:sz w:val="18"/>
+        <w:szCs w:val="18"/>
+        <w:lang w:eastAsia="x-none" w:bidi="ta-IN"/>
+      </w:rPr>
+      <w:t xml:space="preserve"> </w:t>
     </w:r>
     <w:r>
       <w:rPr>
@@ -15095,16 +15092,7 @@
         <w:szCs w:val="18"/>
         <w:lang w:val="x-none" w:eastAsia="x-none" w:bidi="ta-IN"/>
       </w:rPr>
-      <w:t>A</w:t>
-    </w:r>
-    <w:r>
-      <w:rPr>
-        <w:rFonts w:ascii="Calibri" w:eastAsia="Times New Roman" w:hAnsi="Calibri" w:cs="Calibri"/>
-        <w:sz w:val="18"/>
-        <w:szCs w:val="18"/>
-        <w:lang w:val="x-none" w:eastAsia="x-none" w:bidi="ta-IN"/>
-      </w:rPr>
-      <w:t xml:space="preserve"> | Rev0</w:t>
+      <w:t>| Rev0</w:t>
     </w:r>
     <w:r>
       <w:rPr>
@@ -15197,7 +15185,7 @@
           <v:path o:extrusionok="f" gradientshapeok="t" o:connecttype="rect"/>
           <o:lock v:ext="edit" aspectratio="t"/>
         </v:shapetype>
-        <v:shape id="Picture 23" o:spid="_x0000_i1026" type="#_x0000_t75" alt="Service Provider for iso Certification in Singapore ..." style="width:39.75pt;height:37.5pt;visibility:visible">
+        <v:shape id="Picture 23" o:spid="_x0000_i1075" type="#_x0000_t75" alt="Service Provider for iso Certification in Singapore ..." style="width:39.75pt;height:37.5pt;visibility:visible">
           <v:imagedata r:id="rId1" o:title="Service Provider for iso Certification in Singapore "/>
         </v:shape>
       </w:pict>
@@ -15218,7 +15206,7 @@
         <w:lang w:val="en-SG" w:eastAsia="en-SG"/>
       </w:rPr>
       <w:pict w14:anchorId="7F9A39EB">
-        <v:shape id="Picture 25" o:spid="_x0000_i1027" type="#_x0000_t75" alt="Service Provider for iso Certification in Singapore - Banyancertification" style="width:34.5pt;height:36pt;visibility:visible">
+        <v:shape id="Picture 25" o:spid="_x0000_i1076" type="#_x0000_t75" alt="Service Provider for iso Certification in Singapore - Banyancertification" style="width:34.5pt;height:36pt;visibility:visible">
           <v:imagedata r:id="rId2" o:title="Service Provider for iso Certification in Singapore - Banyancertification"/>
         </v:shape>
       </w:pict>
@@ -15239,7 +15227,7 @@
         <w:lang w:val="en-SG" w:eastAsia="en-SG"/>
       </w:rPr>
       <w:pict w14:anchorId="5AACF57D">
-        <v:shape id="Picture 1" o:spid="_x0000_i1028" type="#_x0000_t75" style="width:33pt;height:34.5pt;visibility:visible">
+        <v:shape id="Picture 1" o:spid="_x0000_i1077" type="#_x0000_t75" style="width:33pt;height:34.5pt;visibility:visible">
           <v:imagedata r:id="rId3" o:title=""/>
         </v:shape>
       </w:pict>
@@ -15260,7 +15248,7 @@
         <w:lang w:val="en-SG" w:eastAsia="en-SG"/>
       </w:rPr>
       <w:pict w14:anchorId="3852A5D6">
-        <v:shape id="Picture 8" o:spid="_x0000_i1029" type="#_x0000_t75" alt="ssg" style="width:55.5pt;height:32.25pt;visibility:visible">
+        <v:shape id="Picture 8" o:spid="_x0000_i1078" type="#_x0000_t75" alt="ssg" style="width:55.5pt;height:32.25pt;visibility:visible">
           <v:imagedata r:id="rId4" o:title="ssg"/>
         </v:shape>
       </w:pict>
@@ -15281,7 +15269,7 @@
         <w:lang w:val="en-SG" w:eastAsia="en-SG"/>
       </w:rPr>
       <w:pict w14:anchorId="55B0CC05">
-        <v:shape id="Picture 20" o:spid="_x0000_i1030" type="#_x0000_t75" style="width:60.75pt;height:34.5pt;visibility:visible">
+        <v:shape id="Picture 20" o:spid="_x0000_i1079" type="#_x0000_t75" style="width:60.75pt;height:34.5pt;visibility:visible">
           <v:imagedata r:id="rId5" o:title="WhatsApp Image 2023-05-31 at 12" croptop="3799f" cropbottom="2713f" cropleft="1852f" cropright="1256f"/>
         </v:shape>
       </w:pict>
@@ -15304,7 +15292,7 @@
         <w:lang w:val="en-SG" w:eastAsia="en-SG"/>
       </w:rPr>
       <w:pict w14:anchorId="7A8FCE61">
-        <v:shape id="_x0000_i1031" type="#_x0000_t75" style="width:45pt;height:29.25pt;visibility:visible">
+        <v:shape id="_x0000_i1080" type="#_x0000_t75" style="width:45pt;height:29.25pt;visibility:visible">
           <v:imagedata r:id="rId6" o:title=""/>
         </v:shape>
       </w:pict>
@@ -15416,7 +15404,34 @@
         <w:szCs w:val="16"/>
         <w:lang w:val="x-none" w:eastAsia="x-none" w:bidi="ta-IN"/>
       </w:rPr>
-      <w:t xml:space="preserve">            EFG-SP-01 A | Rev03/01-02-202</w:t>
+      <w:t xml:space="preserve">            </w:t>
+    </w:r>
+    <w:r>
+      <w:rPr>
+        <w:rFonts w:ascii="Calibri" w:eastAsia="Times New Roman" w:hAnsi="Calibri" w:cs="Calibri"/>
+        <w:sz w:val="16"/>
+        <w:szCs w:val="16"/>
+        <w:lang w:eastAsia="x-none" w:bidi="ta-IN"/>
+      </w:rPr>
+      <w:t>EFG-SP-02 A</w:t>
+    </w:r>
+    <w:r>
+      <w:rPr>
+        <w:rFonts w:ascii="Calibri" w:eastAsia="Times New Roman" w:hAnsi="Calibri" w:cs="Calibri"/>
+        <w:sz w:val="16"/>
+        <w:szCs w:val="16"/>
+        <w:lang w:eastAsia="x-none" w:bidi="ta-IN"/>
+      </w:rPr>
+      <w:t xml:space="preserve"> </w:t>
+    </w:r>
+    <w:r>
+      <w:rPr>
+        <w:rFonts w:ascii="Calibri" w:eastAsia="Times New Roman" w:hAnsi="Calibri" w:cs="Calibri"/>
+        <w:sz w:val="16"/>
+        <w:szCs w:val="16"/>
+        <w:lang w:val="x-none" w:eastAsia="x-none" w:bidi="ta-IN"/>
+      </w:rPr>
+      <w:t>| Rev03/01-02-202</w:t>
     </w:r>
     <w:r>
       <w:rPr>
@@ -15979,13 +15994,7 @@
       <w:rPr>
         <w:color w:val="006FC0"/>
       </w:rPr>
-      <w:t xml:space="preserve">   </w:t>
-    </w:r>
-    <w:r>
-      <w:rPr>
-        <w:color w:val="006FC0"/>
-      </w:rPr>
-      <w:t>EFG</w:t>
+      <w:t xml:space="preserve">   EFG</w:t>
     </w:r>
     <w:r>
       <w:rPr>
@@ -16061,17 +16070,7 @@
         <w:sz w:val="32"/>
         <w:szCs w:val="32"/>
       </w:rPr>
-      <w:t xml:space="preserve">                                    </w:t>
-    </w:r>
-    <w:r>
-      <w:rPr>
-        <w:rFonts w:ascii="Calibri" w:hAnsi="Calibri" w:cs="Calibri"/>
-        <w:b/>
-        <w:bCs/>
-        <w:sz w:val="32"/>
-        <w:szCs w:val="32"/>
-      </w:rPr>
-      <w:t>INDIVIDUAL</w:t>
+      <w:t xml:space="preserve">                                    INDIVIDUAL</w:t>
     </w:r>
     <w:r>
       <w:rPr>
@@ -16477,7 +16476,7 @@
           <v:path o:extrusionok="f" gradientshapeok="t" o:connecttype="rect"/>
           <o:lock v:ext="edit" aspectratio="t"/>
         </v:shapetype>
-        <v:shape id="_x0000_i1025" type="#_x0000_t75" style="width:61.5pt;height:53.25pt">
+        <v:shape id="_x0000_i1025" type="#_x0000_t75" style="width:60.75pt;height:53.25pt">
           <v:imagedata r:id="rId2" o:title=""/>
         </v:shape>
       </w:pict>
@@ -18442,7 +18441,6 @@
   <w:style w:type="character" w:default="1" w:styleId="DefaultParagraphFont">
     <w:name w:val="Default Paragraph Font"/>
     <w:uiPriority w:val="1"/>
-    <w:semiHidden/>
     <w:unhideWhenUsed/>
   </w:style>
   <w:style w:type="table" w:default="1" w:styleId="TableNormal">
@@ -18887,4 +18885,16 @@
   <a:objectDefaults/>
   <a:extraClrSchemeLst/>
 </a:theme>
+</file>
+
+<file path=customXml/item1.xml><?xml version="1.0" encoding="utf-8"?>
+<b:Sources xmlns:b="http://schemas.openxmlformats.org/officeDocument/2006/bibliography" xmlns="http://schemas.openxmlformats.org/officeDocument/2006/bibliography" SelectedStyle="\APASixthEditionOfficeOnline.xsl" StyleName="APA" Version="6"/>
+</file>
+
+<file path=customXml/itemProps1.xml><?xml version="1.0" encoding="utf-8"?>
+<ds:datastoreItem xmlns:ds="http://schemas.openxmlformats.org/officeDocument/2006/customXml" ds:itemID="{BC61DD8E-5767-48B0-90CE-AAD970A357F6}">
+  <ds:schemaRefs>
+    <ds:schemaRef ds:uri="http://schemas.openxmlformats.org/officeDocument/2006/bibliography"/>
+  </ds:schemaRefs>
+</ds:datastoreItem>
 </file>